--- a/12.docx
+++ b/12.docx
@@ -319,7 +319,15 @@
           <w:b/>
           <w:bCs/>
         </w:rPr>
-        <w:t>ОТЧЕТ ПО ЛАБОРАТОРНОЙ РАБОТЕ № 10</w:t>
+        <w:t>ОТЧЕТ ПО ЛАБОРАТОРНОЙ РАБОТЕ № 1</w:t>
+      </w:r>
+      <w:r>
+        <w:rPr>
+          <w:rFonts w:ascii="Times New Roman" w:eastAsia="Times New Roman" w:hAnsi="Times New Roman"/>
+          <w:b/>
+          <w:bCs/>
+        </w:rPr>
+        <w:t>2</w:t>
       </w:r>
     </w:p>
     <w:p>
